--- a/docs/Strategy_Phase_G.docx
+++ b/docs/Strategy_Phase_G.docx
@@ -8294,7 +8294,7 @@
               <w:rPr>
                 <w:rStyle w:val="VerbatimChar"/>
               </w:rPr>
-              <w:t xml:space="preserve">221119_Image017.tif</w:t>
+              <w:t xml:space="preserve">sample_Image017.tif</w:t>
             </w:r>
             <w:r>
               <w:t xml:space="preserve"> </w:t>
@@ -8309,7 +8309,7 @@
               <w:rPr>
                 <w:rStyle w:val="VerbatimChar"/>
               </w:rPr>
-              <w:t xml:space="preserve">221119.lif</w:t>
+              <w:t xml:space="preserve">sample.lif</w:t>
             </w:r>
             <w:r>
               <w:t xml:space="preserve">, element</w:t>
@@ -8553,6 +8553,26 @@
         </w:tc>
       </w:tr>
     </w:tbl>
+    <w:p>
+      <w:pPr>
+        <w:pStyle w:val="BodyText"/>
+      </w:pPr>
+      <w:r>
+        <w:t xml:space="preserve">From Day 25 the microscopy edition has its own specification,</w:t>
+      </w:r>
+      <w:r>
+        <w:t xml:space="preserve"> </w:t>
+      </w:r>
+      <w:r>
+        <w:rPr>
+          <w:rStyle w:val="VerbatimChar"/>
+        </w:rPr>
+        <w:t xml:space="preserve">specs\microscopy\Microscopy_Edition_Specification_v0.1.md</w:t>
+      </w:r>
+      <w:r>
+        <w:t xml:space="preserve">, with the refined steps M0–M7 (M0, the plug-in points in the core, built Day 25); this table is kept as the Day 24 record.</w:t>
+      </w:r>
+    </w:p>
     <w:bookmarkEnd w:id="54"/>
     <w:sectPr/>
   </w:body>
@@ -9559,7 +9579,7 @@
       <w:color w:themeColor="accent1" w:themeShade="BF" w:val="365F91"/>
     </w:rPr>
   </w:style>
-  <w:style w:type="paragraph" w:customStyle="1" w:styleId="SourceCode">
+  <w:style w:customStyle="1" w:styleId="SourceCode" w:type="paragraph">
     <w:name w:val="Source Code"/>
     <w:basedOn w:val="Normal"/>
     <w:link w:val="VerbatimChar"/>
@@ -9567,7 +9587,7 @@
       <w:wordWrap w:val="off"/>
     </w:pPr>
   </w:style>
-  <w:style w:type="character" w:customStyle="1" w:styleId="KeywordTok">
+  <w:style w:customStyle="1" w:styleId="KeywordTok" w:type="character">
     <w:name w:val="KeywordTok"/>
     <w:basedOn w:val="VerbatimChar"/>
     <w:rPr>
@@ -9575,77 +9595,77 @@
       <w:b/>
     </w:rPr>
   </w:style>
-  <w:style w:type="character" w:customStyle="1" w:styleId="DataTypeTok">
+  <w:style w:customStyle="1" w:styleId="DataTypeTok" w:type="character">
     <w:name w:val="DataTypeTok"/>
     <w:basedOn w:val="VerbatimChar"/>
     <w:rPr>
       <w:color w:val="902000"/>
     </w:rPr>
   </w:style>
-  <w:style w:type="character" w:customStyle="1" w:styleId="DecValTok">
+  <w:style w:customStyle="1" w:styleId="DecValTok" w:type="character">
     <w:name w:val="DecValTok"/>
     <w:basedOn w:val="VerbatimChar"/>
     <w:rPr>
       <w:color w:val="40a070"/>
     </w:rPr>
   </w:style>
-  <w:style w:type="character" w:customStyle="1" w:styleId="BaseNTok">
+  <w:style w:customStyle="1" w:styleId="BaseNTok" w:type="character">
     <w:name w:val="BaseNTok"/>
     <w:basedOn w:val="VerbatimChar"/>
     <w:rPr>
       <w:color w:val="40a070"/>
     </w:rPr>
   </w:style>
-  <w:style w:type="character" w:customStyle="1" w:styleId="FloatTok">
+  <w:style w:customStyle="1" w:styleId="FloatTok" w:type="character">
     <w:name w:val="FloatTok"/>
     <w:basedOn w:val="VerbatimChar"/>
     <w:rPr>
       <w:color w:val="40a070"/>
     </w:rPr>
   </w:style>
-  <w:style w:type="character" w:customStyle="1" w:styleId="ConstantTok">
+  <w:style w:customStyle="1" w:styleId="ConstantTok" w:type="character">
     <w:name w:val="ConstantTok"/>
     <w:basedOn w:val="VerbatimChar"/>
     <w:rPr>
       <w:color w:val="880000"/>
     </w:rPr>
   </w:style>
-  <w:style w:type="character" w:customStyle="1" w:styleId="CharTok">
+  <w:style w:customStyle="1" w:styleId="CharTok" w:type="character">
     <w:name w:val="CharTok"/>
     <w:basedOn w:val="VerbatimChar"/>
     <w:rPr>
       <w:color w:val="4070a0"/>
     </w:rPr>
   </w:style>
-  <w:style w:type="character" w:customStyle="1" w:styleId="SpecialCharTok">
+  <w:style w:customStyle="1" w:styleId="SpecialCharTok" w:type="character">
     <w:name w:val="SpecialCharTok"/>
     <w:basedOn w:val="VerbatimChar"/>
     <w:rPr>
       <w:color w:val="4070a0"/>
     </w:rPr>
   </w:style>
-  <w:style w:type="character" w:customStyle="1" w:styleId="StringTok">
+  <w:style w:customStyle="1" w:styleId="StringTok" w:type="character">
     <w:name w:val="StringTok"/>
     <w:basedOn w:val="VerbatimChar"/>
     <w:rPr>
       <w:color w:val="4070a0"/>
     </w:rPr>
   </w:style>
-  <w:style w:type="character" w:customStyle="1" w:styleId="VerbatimStringTok">
+  <w:style w:customStyle="1" w:styleId="VerbatimStringTok" w:type="character">
     <w:name w:val="VerbatimStringTok"/>
     <w:basedOn w:val="VerbatimChar"/>
     <w:rPr>
       <w:color w:val="4070a0"/>
     </w:rPr>
   </w:style>
-  <w:style w:type="character" w:customStyle="1" w:styleId="SpecialStringTok">
+  <w:style w:customStyle="1" w:styleId="SpecialStringTok" w:type="character">
     <w:name w:val="SpecialStringTok"/>
     <w:basedOn w:val="VerbatimChar"/>
     <w:rPr>
       <w:color w:val="bb6688"/>
     </w:rPr>
   </w:style>
-  <w:style w:type="character" w:customStyle="1" w:styleId="ImportTok">
+  <w:style w:customStyle="1" w:styleId="ImportTok" w:type="character">
     <w:name w:val="ImportTok"/>
     <w:basedOn w:val="VerbatimChar"/>
     <w:rPr>
@@ -9653,7 +9673,7 @@
       <w:b/>
     </w:rPr>
   </w:style>
-  <w:style w:type="character" w:customStyle="1" w:styleId="CommentTok">
+  <w:style w:customStyle="1" w:styleId="CommentTok" w:type="character">
     <w:name w:val="CommentTok"/>
     <w:basedOn w:val="VerbatimChar"/>
     <w:rPr>
@@ -9661,7 +9681,7 @@
       <w:i/>
     </w:rPr>
   </w:style>
-  <w:style w:type="character" w:customStyle="1" w:styleId="DocumentationTok">
+  <w:style w:customStyle="1" w:styleId="DocumentationTok" w:type="character">
     <w:name w:val="DocumentationTok"/>
     <w:basedOn w:val="VerbatimChar"/>
     <w:rPr>
@@ -9669,7 +9689,7 @@
       <w:i/>
     </w:rPr>
   </w:style>
-  <w:style w:type="character" w:customStyle="1" w:styleId="AnnotationTok">
+  <w:style w:customStyle="1" w:styleId="AnnotationTok" w:type="character">
     <w:name w:val="AnnotationTok"/>
     <w:basedOn w:val="VerbatimChar"/>
     <w:rPr>
@@ -9678,7 +9698,7 @@
       <w:i/>
     </w:rPr>
   </w:style>
-  <w:style w:type="character" w:customStyle="1" w:styleId="CommentVarTok">
+  <w:style w:customStyle="1" w:styleId="CommentVarTok" w:type="character">
     <w:name w:val="CommentVarTok"/>
     <w:basedOn w:val="VerbatimChar"/>
     <w:rPr>
@@ -9687,28 +9707,28 @@
       <w:i/>
     </w:rPr>
   </w:style>
-  <w:style w:type="character" w:customStyle="1" w:styleId="OtherTok">
+  <w:style w:customStyle="1" w:styleId="OtherTok" w:type="character">
     <w:name w:val="OtherTok"/>
     <w:basedOn w:val="VerbatimChar"/>
     <w:rPr>
       <w:color w:val="007020"/>
     </w:rPr>
   </w:style>
-  <w:style w:type="character" w:customStyle="1" w:styleId="FunctionTok">
+  <w:style w:customStyle="1" w:styleId="FunctionTok" w:type="character">
     <w:name w:val="FunctionTok"/>
     <w:basedOn w:val="VerbatimChar"/>
     <w:rPr>
       <w:color w:val="06287e"/>
     </w:rPr>
   </w:style>
-  <w:style w:type="character" w:customStyle="1" w:styleId="VariableTok">
+  <w:style w:customStyle="1" w:styleId="VariableTok" w:type="character">
     <w:name w:val="VariableTok"/>
     <w:basedOn w:val="VerbatimChar"/>
     <w:rPr>
       <w:color w:val="19177c"/>
     </w:rPr>
   </w:style>
-  <w:style w:type="character" w:customStyle="1" w:styleId="ControlFlowTok">
+  <w:style w:customStyle="1" w:styleId="ControlFlowTok" w:type="character">
     <w:name w:val="ControlFlowTok"/>
     <w:basedOn w:val="VerbatimChar"/>
     <w:rPr>
@@ -9716,45 +9736,45 @@
       <w:b/>
     </w:rPr>
   </w:style>
-  <w:style w:type="character" w:customStyle="1" w:styleId="OperatorTok">
+  <w:style w:customStyle="1" w:styleId="OperatorTok" w:type="character">
     <w:name w:val="OperatorTok"/>
     <w:basedOn w:val="VerbatimChar"/>
     <w:rPr>
       <w:color w:val="666666"/>
     </w:rPr>
   </w:style>
-  <w:style w:type="character" w:customStyle="1" w:styleId="BuiltInTok">
+  <w:style w:customStyle="1" w:styleId="BuiltInTok" w:type="character">
     <w:name w:val="BuiltInTok"/>
     <w:basedOn w:val="VerbatimChar"/>
     <w:rPr>
       <w:color w:val="008000"/>
     </w:rPr>
   </w:style>
-  <w:style w:type="character" w:customStyle="1" w:styleId="ExtensionTok">
+  <w:style w:customStyle="1" w:styleId="ExtensionTok" w:type="character">
     <w:name w:val="ExtensionTok"/>
     <w:basedOn w:val="VerbatimChar"/>
     <w:rPr/>
   </w:style>
-  <w:style w:type="character" w:customStyle="1" w:styleId="PreprocessorTok">
+  <w:style w:customStyle="1" w:styleId="PreprocessorTok" w:type="character">
     <w:name w:val="PreprocessorTok"/>
     <w:basedOn w:val="VerbatimChar"/>
     <w:rPr>
       <w:color w:val="bc7a00"/>
     </w:rPr>
   </w:style>
-  <w:style w:type="character" w:customStyle="1" w:styleId="AttributeTok">
+  <w:style w:customStyle="1" w:styleId="AttributeTok" w:type="character">
     <w:name w:val="AttributeTok"/>
     <w:basedOn w:val="VerbatimChar"/>
     <w:rPr>
       <w:color w:val="7d9029"/>
     </w:rPr>
   </w:style>
-  <w:style w:type="character" w:customStyle="1" w:styleId="RegionMarkerTok">
+  <w:style w:customStyle="1" w:styleId="RegionMarkerTok" w:type="character">
     <w:name w:val="RegionMarkerTok"/>
     <w:basedOn w:val="VerbatimChar"/>
     <w:rPr/>
   </w:style>
-  <w:style w:type="character" w:customStyle="1" w:styleId="InformationTok">
+  <w:style w:customStyle="1" w:styleId="InformationTok" w:type="character">
     <w:name w:val="InformationTok"/>
     <w:basedOn w:val="VerbatimChar"/>
     <w:rPr>
@@ -9763,7 +9783,7 @@
       <w:i/>
     </w:rPr>
   </w:style>
-  <w:style w:type="character" w:customStyle="1" w:styleId="WarningTok">
+  <w:style w:customStyle="1" w:styleId="WarningTok" w:type="character">
     <w:name w:val="WarningTok"/>
     <w:basedOn w:val="VerbatimChar"/>
     <w:rPr>
@@ -9772,7 +9792,7 @@
       <w:i/>
     </w:rPr>
   </w:style>
-  <w:style w:type="character" w:customStyle="1" w:styleId="AlertTok">
+  <w:style w:customStyle="1" w:styleId="AlertTok" w:type="character">
     <w:name w:val="AlertTok"/>
     <w:basedOn w:val="VerbatimChar"/>
     <w:rPr>
@@ -9780,7 +9800,7 @@
       <w:b/>
     </w:rPr>
   </w:style>
-  <w:style w:type="character" w:customStyle="1" w:styleId="ErrorTok">
+  <w:style w:customStyle="1" w:styleId="ErrorTok" w:type="character">
     <w:name w:val="ErrorTok"/>
     <w:basedOn w:val="VerbatimChar"/>
     <w:rPr>
@@ -9788,7 +9808,7 @@
       <w:b/>
     </w:rPr>
   </w:style>
-  <w:style w:type="character" w:customStyle="1" w:styleId="NormalTok">
+  <w:style w:customStyle="1" w:styleId="NormalTok" w:type="character">
     <w:name w:val="NormalTok"/>
     <w:basedOn w:val="VerbatimChar"/>
     <w:rPr/>
